--- a/00_Ankündigungen/Elternbrief.docx
+++ b/00_Ankündigungen/Elternbrief.docx
@@ -44,6 +44,18 @@
           <w:sz w:val="24"/>
         </w:rPr>
       </w:pPr>
+      <w:r>
+        <w:rPr>
+          <w:sz w:val="24"/>
+        </w:rPr>
+        <w:t>Sehr geehrte Eltern, sehr geehrte Erziehungsberechtigte</w:t>
+      </w:r>
+      <w:r>
+        <w:rPr>
+          <w:sz w:val="24"/>
+        </w:rPr>
+        <w:t>,</w:t>
+      </w:r>
     </w:p>
     <w:p>
       <w:pPr>
@@ -52,20 +64,6 @@
           <w:sz w:val="24"/>
         </w:rPr>
       </w:pPr>
-      <w:r>
-        <w:rPr>
-          <w:sz w:val="24"/>
-        </w:rPr>
-        <w:t>Sehr geehrte Eltern, sehr geehrte Erziehungsberechtigte</w:t>
-      </w:r>
-      <w:r>
-        <w:rPr>
-          <w:sz w:val="24"/>
-        </w:rPr>
-        <w:t>,</w:t>
-      </w:r>
-      <w:bookmarkStart w:id="0" w:name="_GoBack"/>
-      <w:bookmarkEnd w:id="0"/>
     </w:p>
     <w:p>
       <w:pPr>
@@ -74,14 +72,6 @@
           <w:sz w:val="24"/>
         </w:rPr>
       </w:pPr>
-    </w:p>
-    <w:p>
-      <w:pPr>
-        <w:spacing w:after="0" w:line="240" w:lineRule="auto"/>
-        <w:rPr>
-          <w:sz w:val="24"/>
-        </w:rPr>
-      </w:pPr>
       <w:r>
         <w:rPr>
           <w:sz w:val="24"/>
@@ -182,37 +172,31 @@
         <w:rPr>
           <w:sz w:val="24"/>
         </w:rPr>
-        <w:t xml:space="preserve"> das größte Gewicht.</w:t>
+        <w:t xml:space="preserve"> ein </w:t>
+      </w:r>
+      <w:r>
+        <w:rPr>
+          <w:sz w:val="24"/>
+        </w:rPr>
+        <w:t xml:space="preserve">sehr </w:t>
+      </w:r>
+      <w:r>
+        <w:rPr>
+          <w:sz w:val="24"/>
+        </w:rPr>
+        <w:t>großes</w:t>
+      </w:r>
+      <w:r>
+        <w:rPr>
+          <w:sz w:val="24"/>
+        </w:rPr>
+        <w:t xml:space="preserve"> Gewicht.</w:t>
       </w:r>
       <w:r>
         <w:rPr>
           <w:sz w:val="24"/>
         </w:rPr>
         <w:t xml:space="preserve"> </w:t>
-      </w:r>
-      <w:r>
-        <w:rPr>
-          <w:sz w:val="24"/>
-        </w:rPr>
-        <w:t xml:space="preserve">Denn ein Programmierer, der nicht programmieren kann, ist so arm dran wie ein Koch, der nicht kochen kann. </w:t>
-      </w:r>
-      <w:r>
-        <w:rPr>
-          <w:sz w:val="24"/>
-        </w:rPr>
-        <w:t xml:space="preserve">Daher erhalten sie zu Schulbeginn eine Zusammenfassung </w:t>
-      </w:r>
-      <w:r>
-        <w:rPr>
-          <w:sz w:val="24"/>
-        </w:rPr>
-        <w:t>was von den Schülern erwartet wird</w:t>
-      </w:r>
-      <w:r>
-        <w:rPr>
-          <w:sz w:val="24"/>
-        </w:rPr>
-        <w:t>.</w:t>
       </w:r>
     </w:p>
     <w:p>
@@ -352,7 +336,37 @@
           <w:sz w:val="24"/>
         </w:rPr>
         <w:br/>
-        <w:t xml:space="preserve">Fehlt ein Schüler, wird für ihn bei der nächsten Anwesenheit in der </w:t>
+        <w:t>Fehlt ein Schüler</w:t>
+      </w:r>
+      <w:r>
+        <w:rPr>
+          <w:sz w:val="24"/>
+        </w:rPr>
+        <w:t>/eine Schülerin</w:t>
+      </w:r>
+      <w:r>
+        <w:rPr>
+          <w:sz w:val="24"/>
+        </w:rPr>
+        <w:t xml:space="preserve">, </w:t>
+      </w:r>
+      <w:r>
+        <w:rPr>
+          <w:sz w:val="24"/>
+        </w:rPr>
+        <w:t>muss er</w:t>
+      </w:r>
+      <w:r>
+        <w:rPr>
+          <w:sz w:val="24"/>
+        </w:rPr>
+        <w:t>/sie</w:t>
+      </w:r>
+      <w:r>
+        <w:rPr>
+          <w:sz w:val="24"/>
+        </w:rPr>
+        <w:t xml:space="preserve"> bei der nächsten Anwesenheit in der </w:t>
       </w:r>
       <w:r>
         <w:rPr>
@@ -376,7 +390,25 @@
         <w:rPr>
           <w:sz w:val="24"/>
         </w:rPr>
-        <w:t>nachgeholt.</w:t>
+        <w:t>nach</w:t>
+      </w:r>
+      <w:r>
+        <w:rPr>
+          <w:sz w:val="24"/>
+        </w:rPr>
+        <w:t>hol</w:t>
+      </w:r>
+      <w:r>
+        <w:rPr>
+          <w:sz w:val="24"/>
+        </w:rPr>
+        <w:t>en</w:t>
+      </w:r>
+      <w:r>
+        <w:rPr>
+          <w:sz w:val="24"/>
+        </w:rPr>
+        <w:t>.</w:t>
       </w:r>
     </w:p>
     <w:p>
@@ -413,7 +445,19 @@
         <w:rPr>
           <w:sz w:val="24"/>
         </w:rPr>
-        <w:t xml:space="preserve"> aus der Bearbeitung von Übungen (näheres dazu im nächsten Abschnitt) und </w:t>
+        <w:t xml:space="preserve"> aus der Bearbeitung von Übungen (</w:t>
+      </w:r>
+      <w:r>
+        <w:rPr>
+          <w:sz w:val="24"/>
+        </w:rPr>
+        <w:t>N</w:t>
+      </w:r>
+      <w:r>
+        <w:rPr>
+          <w:sz w:val="24"/>
+        </w:rPr>
+        <w:t xml:space="preserve">äheres dazu im nächsten Abschnitt) und </w:t>
       </w:r>
       <w:r>
         <w:rPr>
@@ -449,13 +493,31 @@
         <w:rPr>
           <w:sz w:val="24"/>
         </w:rPr>
-        <w:t xml:space="preserve">der </w:t>
-      </w:r>
-      <w:r>
-        <w:rPr>
-          <w:sz w:val="24"/>
-        </w:rPr>
-        <w:t>Übungsstunde</w:t>
+        <w:t>de</w:t>
+      </w:r>
+      <w:r>
+        <w:rPr>
+          <w:sz w:val="24"/>
+        </w:rPr>
+        <w:t>n</w:t>
+      </w:r>
+      <w:r>
+        <w:rPr>
+          <w:sz w:val="24"/>
+        </w:rPr>
+        <w:t xml:space="preserve"> </w:t>
+      </w:r>
+      <w:r>
+        <w:rPr>
+          <w:sz w:val="24"/>
+        </w:rPr>
+        <w:t>Praxis</w:t>
+      </w:r>
+      <w:r>
+        <w:rPr>
+          <w:sz w:val="24"/>
+        </w:rPr>
+        <w:t>stunde</w:t>
       </w:r>
       <w:r>
         <w:rPr>
@@ -507,13 +569,49 @@
         <w:rPr>
           <w:sz w:val="24"/>
         </w:rPr>
-        <w:t xml:space="preserve"> Teilbereiche positiv zu absolvieren sind – z.B. positive </w:t>
-      </w:r>
-      <w:r>
-        <w:rPr>
-          <w:sz w:val="24"/>
-        </w:rPr>
-        <w:t>Leistungsfeststellungs-Erge</w:t>
+        <w:t xml:space="preserve"> Teilbereiche positiv zu absolvieren sind</w:t>
+      </w:r>
+      <w:r>
+        <w:rPr>
+          <w:sz w:val="24"/>
+        </w:rPr>
+        <w:t>!</w:t>
+      </w:r>
+      <w:r>
+        <w:rPr>
+          <w:sz w:val="24"/>
+        </w:rPr>
+        <w:t xml:space="preserve"> </w:t>
+      </w:r>
+      <w:r>
+        <w:rPr>
+          <w:sz w:val="24"/>
+        </w:rPr>
+        <w:t>(z.B. P</w:t>
+      </w:r>
+      <w:r>
+        <w:rPr>
+          <w:sz w:val="24"/>
+        </w:rPr>
+        <w:t xml:space="preserve">ositive </w:t>
+      </w:r>
+      <w:r>
+        <w:rPr>
+          <w:sz w:val="24"/>
+        </w:rPr>
+        <w:t>Leistungsfeststellungs</w:t>
+      </w:r>
+      <w:r>
+        <w:rPr>
+          <w:sz w:val="24"/>
+        </w:rPr>
+        <w:t>e</w:t>
+      </w:r>
+      <w:r>
+        <w:rPr>
+          <w:sz w:val="24"/>
+        </w:rPr>
+        <w:t>rge</w:t>
       </w:r>
       <w:r>
         <w:rPr>
@@ -525,19 +623,73 @@
         <w:rPr>
           <w:sz w:val="24"/>
         </w:rPr>
-        <w:t xml:space="preserve">(auch wenn sehr gut) </w:t>
-      </w:r>
-      <w:r>
-        <w:rPr>
-          <w:sz w:val="24"/>
-        </w:rPr>
-        <w:t xml:space="preserve">bei negativer Beurteilung der Mitarbeit ergibt </w:t>
-      </w:r>
-      <w:r>
-        <w:rPr>
-          <w:sz w:val="24"/>
-        </w:rPr>
-        <w:t>eine negative Gesamtnote.</w:t>
+        <w:t xml:space="preserve">- </w:t>
+      </w:r>
+      <w:r>
+        <w:rPr>
+          <w:sz w:val="24"/>
+        </w:rPr>
+        <w:t xml:space="preserve">auch wenn </w:t>
+      </w:r>
+      <w:r>
+        <w:rPr>
+          <w:sz w:val="24"/>
+        </w:rPr>
+        <w:t>„</w:t>
+      </w:r>
+      <w:r>
+        <w:rPr>
+          <w:sz w:val="24"/>
+        </w:rPr>
+        <w:t>sehr gut</w:t>
+      </w:r>
+      <w:r>
+        <w:rPr>
+          <w:sz w:val="24"/>
+        </w:rPr>
+        <w:t>“</w:t>
+      </w:r>
+      <w:r>
+        <w:rPr>
+          <w:sz w:val="24"/>
+        </w:rPr>
+        <w:t xml:space="preserve"> </w:t>
+      </w:r>
+      <w:r>
+        <w:rPr>
+          <w:sz w:val="24"/>
+        </w:rPr>
+        <w:t>–</w:t>
+      </w:r>
+      <w:r>
+        <w:rPr>
+          <w:sz w:val="24"/>
+        </w:rPr>
+        <w:t xml:space="preserve"> </w:t>
+      </w:r>
+      <w:r>
+        <w:rPr>
+          <w:sz w:val="24"/>
+        </w:rPr>
+        <w:t xml:space="preserve">ergeben </w:t>
+      </w:r>
+      <w:r>
+        <w:rPr>
+          <w:sz w:val="24"/>
+        </w:rPr>
+        <w:t xml:space="preserve">bei negativer Beurteilung der Mitarbeit </w:t>
+      </w:r>
+      <w:r>
+        <w:rPr>
+          <w:sz w:val="24"/>
+        </w:rPr>
+        <w:t>eine negative Gesamtnote</w:t>
+      </w:r>
+      <w:r>
+        <w:rPr>
+          <w:sz w:val="24"/>
+        </w:rPr>
+        <w:t>)</w:t>
       </w:r>
     </w:p>
     <w:p>
@@ -577,7 +729,7 @@
         <w:rPr>
           <w:sz w:val="24"/>
         </w:rPr>
-        <w:t>eine oder mehrere Übung</w:t>
+        <w:t>mehrere Übung</w:t>
       </w:r>
       <w:r>
         <w:rPr>
@@ -619,7 +771,31 @@
         <w:rPr>
           <w:sz w:val="24"/>
         </w:rPr>
-        <w:t xml:space="preserve">Wegen des unterschiedlichen Könnens der Schüler kann es sein, dass </w:t>
+        <w:t>Wegen des unterschiedlichen Könnens</w:t>
+      </w:r>
+      <w:r>
+        <w:rPr>
+          <w:sz w:val="24"/>
+        </w:rPr>
+        <w:t xml:space="preserve"> und Arbeitstempos</w:t>
+      </w:r>
+      <w:r>
+        <w:rPr>
+          <w:sz w:val="24"/>
+        </w:rPr>
+        <w:t xml:space="preserve"> der Schüler</w:t>
+      </w:r>
+      <w:r>
+        <w:rPr>
+          <w:sz w:val="24"/>
+        </w:rPr>
+        <w:t>/Schülerinnen</w:t>
+      </w:r>
+      <w:r>
+        <w:rPr>
+          <w:sz w:val="24"/>
+        </w:rPr>
+        <w:t xml:space="preserve"> kann es sein, dass </w:t>
       </w:r>
       <w:r>
         <w:rPr>
@@ -667,16 +843,8 @@
         <w:rPr>
           <w:sz w:val="24"/>
         </w:rPr>
-        <w:t xml:space="preserve"> auf der Plattform </w:t>
-      </w:r>
-      <w:proofErr w:type="spellStart"/>
-      <w:r>
-        <w:rPr>
-          <w:sz w:val="24"/>
-        </w:rPr>
-        <w:t>Moodle</w:t>
-      </w:r>
-      <w:proofErr w:type="spellEnd"/>
+        <w:t xml:space="preserve"> auf der Plattform Moodle</w:t>
+      </w:r>
       <w:r>
         <w:rPr>
           <w:sz w:val="24"/>
@@ -687,13 +855,37 @@
         <w:rPr>
           <w:sz w:val="24"/>
         </w:rPr>
-        <w:t>Der Schüler hat dadurch zu Hause Zeit</w:t>
-      </w:r>
-      <w:r>
-        <w:rPr>
-          <w:sz w:val="24"/>
-        </w:rPr>
-        <w:t xml:space="preserve"> (eine Woche)</w:t>
+        <w:t>Der S</w:t>
+      </w:r>
+      <w:r>
+        <w:rPr>
+          <w:sz w:val="24"/>
+        </w:rPr>
+        <w:t>chüler</w:t>
+      </w:r>
+      <w:r>
+        <w:rPr>
+          <w:sz w:val="24"/>
+        </w:rPr>
+        <w:t>/die Schülerin</w:t>
+      </w:r>
+      <w:r>
+        <w:rPr>
+          <w:sz w:val="24"/>
+        </w:rPr>
+        <w:t xml:space="preserve"> hat dadurch zu Hause </w:t>
+      </w:r>
+      <w:r>
+        <w:rPr>
+          <w:sz w:val="24"/>
+        </w:rPr>
+        <w:t>eine Woche</w:t>
+      </w:r>
+      <w:r>
+        <w:rPr>
+          <w:sz w:val="24"/>
+        </w:rPr>
+        <w:t xml:space="preserve"> Zeit</w:t>
       </w:r>
       <w:r>
         <w:rPr>
@@ -718,144 +910,6 @@
           <w:sz w:val="24"/>
         </w:rPr>
         <w:t xml:space="preserve"> </w:t>
-      </w:r>
-      <w:r>
-        <w:rPr>
-          <w:sz w:val="24"/>
-        </w:rPr>
-        <w:br/>
-      </w:r>
-      <w:r>
-        <w:rPr>
-          <w:sz w:val="24"/>
-        </w:rPr>
-        <w:t>In der folgenden Woche erfolgt eine</w:t>
-      </w:r>
-      <w:r>
-        <w:rPr>
-          <w:sz w:val="24"/>
-        </w:rPr>
-        <w:t xml:space="preserve"> individuelle</w:t>
-      </w:r>
-      <w:r>
-        <w:rPr>
-          <w:sz w:val="24"/>
-        </w:rPr>
-        <w:t xml:space="preserve"> Besprechung der </w:t>
-      </w:r>
-      <w:r>
-        <w:rPr>
-          <w:sz w:val="24"/>
-        </w:rPr>
-        <w:t>Abgabe</w:t>
-      </w:r>
-      <w:r>
-        <w:rPr>
-          <w:sz w:val="24"/>
-        </w:rPr>
-        <w:t xml:space="preserve">. </w:t>
-      </w:r>
-      <w:r>
-        <w:rPr>
-          <w:sz w:val="24"/>
-        </w:rPr>
-        <w:t>Lösungen,</w:t>
-      </w:r>
-      <w:r>
-        <w:rPr>
-          <w:sz w:val="24"/>
-        </w:rPr>
-        <w:t xml:space="preserve"> die</w:t>
-      </w:r>
-      <w:r>
-        <w:rPr>
-          <w:sz w:val="24"/>
-        </w:rPr>
-        <w:t xml:space="preserve"> nicht erklärt werden können (</w:t>
-      </w:r>
-      <w:r>
-        <w:rPr>
-          <w:sz w:val="24"/>
-        </w:rPr>
-        <w:t xml:space="preserve">also fehlendes Verständnis) </w:t>
-      </w:r>
-      <w:r>
-        <w:rPr>
-          <w:sz w:val="24"/>
-        </w:rPr>
-        <w:t>wer</w:t>
-      </w:r>
-      <w:r>
-        <w:rPr>
-          <w:sz w:val="24"/>
-        </w:rPr>
-        <w:t>d</w:t>
-      </w:r>
-      <w:r>
-        <w:rPr>
-          <w:sz w:val="24"/>
-        </w:rPr>
-        <w:t>e</w:t>
-      </w:r>
-      <w:r>
-        <w:rPr>
-          <w:sz w:val="24"/>
-        </w:rPr>
-        <w:t>n</w:t>
-      </w:r>
-      <w:r>
-        <w:rPr>
-          <w:sz w:val="24"/>
-        </w:rPr>
-        <w:t xml:space="preserve"> wie nicht abgegebene Aufgaben</w:t>
-      </w:r>
-      <w:r>
-        <w:rPr>
-          <w:sz w:val="24"/>
-        </w:rPr>
-        <w:t xml:space="preserve"> bewertet</w:t>
-      </w:r>
-      <w:r>
-        <w:rPr>
-          <w:sz w:val="24"/>
-        </w:rPr>
-        <w:t xml:space="preserve">. </w:t>
-      </w:r>
-      <w:r>
-        <w:rPr>
-          <w:sz w:val="24"/>
-        </w:rPr>
-        <w:t>Wenn ein Beispiel durch den Schüler nicht vollständig gelöst werden kann muss</w:t>
-      </w:r>
-      <w:r>
-        <w:rPr>
-          <w:sz w:val="24"/>
-        </w:rPr>
-        <w:t xml:space="preserve"> </w:t>
-      </w:r>
-      <w:r>
-        <w:rPr>
-          <w:sz w:val="24"/>
-        </w:rPr>
-        <w:t>zumindest ein Lösungsversuch</w:t>
-      </w:r>
-      <w:r>
-        <w:rPr>
-          <w:sz w:val="24"/>
-        </w:rPr>
-        <w:t xml:space="preserve"> bzw. Lösungsansatz </w:t>
-      </w:r>
-      <w:r>
-        <w:rPr>
-          <w:sz w:val="24"/>
-        </w:rPr>
-        <w:t>abgegeben werden</w:t>
-      </w:r>
-      <w:r>
-        <w:rPr>
-          <w:sz w:val="24"/>
-        </w:rPr>
-        <w:t>.</w:t>
       </w:r>
     </w:p>
     <w:p>
@@ -869,32 +923,151 @@
         <w:rPr>
           <w:sz w:val="24"/>
         </w:rPr>
-        <w:t xml:space="preserve">Programmieren lernt man durch „Üben“. Der Schüler muss daher </w:t>
-      </w:r>
-      <w:r>
-        <w:rPr>
-          <w:b/>
-          <w:sz w:val="24"/>
-        </w:rPr>
-        <w:t>alle</w:t>
-      </w:r>
-      <w:r>
-        <w:rPr>
-          <w:sz w:val="24"/>
-        </w:rPr>
-        <w:t xml:space="preserve"> Übungen abgeben, ohne Ausnahme</w:t>
-      </w:r>
-      <w:r>
-        <w:rPr>
-          <w:sz w:val="24"/>
-        </w:rPr>
-        <w:t xml:space="preserve"> (auch dann, wenn ein Schüler in der Schule nicht anwesend war).</w:t>
+        <w:br/>
+      </w:r>
+      <w:r>
+        <w:rPr>
+          <w:sz w:val="24"/>
+        </w:rPr>
+        <w:t>In der folgenden Woche erfolgt eine</w:t>
+      </w:r>
+      <w:r>
+        <w:rPr>
+          <w:sz w:val="24"/>
+        </w:rPr>
+        <w:t xml:space="preserve"> individuelle</w:t>
+      </w:r>
+      <w:r>
+        <w:rPr>
+          <w:sz w:val="24"/>
+        </w:rPr>
+        <w:t xml:space="preserve"> Besprechung der </w:t>
+      </w:r>
+      <w:r>
+        <w:rPr>
+          <w:sz w:val="24"/>
+        </w:rPr>
+        <w:t>Abgabe</w:t>
+      </w:r>
+      <w:r>
+        <w:rPr>
+          <w:sz w:val="24"/>
+        </w:rPr>
+        <w:t xml:space="preserve">. </w:t>
+      </w:r>
+      <w:r>
+        <w:rPr>
+          <w:sz w:val="24"/>
+        </w:rPr>
+        <w:t>Lösungen,</w:t>
+      </w:r>
+      <w:r>
+        <w:rPr>
+          <w:sz w:val="24"/>
+        </w:rPr>
+        <w:t xml:space="preserve"> die</w:t>
+      </w:r>
+      <w:r>
+        <w:rPr>
+          <w:sz w:val="24"/>
+        </w:rPr>
+        <w:t xml:space="preserve"> nicht erklärt werden können (</w:t>
+      </w:r>
+      <w:r>
+        <w:rPr>
+          <w:sz w:val="24"/>
+        </w:rPr>
+        <w:t xml:space="preserve">also fehlendes Verständnis) </w:t>
+      </w:r>
+      <w:r>
+        <w:rPr>
+          <w:sz w:val="24"/>
+        </w:rPr>
+        <w:t>wer</w:t>
+      </w:r>
+      <w:r>
+        <w:rPr>
+          <w:sz w:val="24"/>
+        </w:rPr>
+        <w:t>d</w:t>
+      </w:r>
+      <w:r>
+        <w:rPr>
+          <w:sz w:val="24"/>
+        </w:rPr>
+        <w:t>e</w:t>
+      </w:r>
+      <w:r>
+        <w:rPr>
+          <w:sz w:val="24"/>
+        </w:rPr>
+        <w:t>n</w:t>
+      </w:r>
+      <w:r>
+        <w:rPr>
+          <w:sz w:val="24"/>
+        </w:rPr>
+        <w:t xml:space="preserve"> wie nicht abgegebene Aufgaben</w:t>
+      </w:r>
+      <w:r>
+        <w:rPr>
+          <w:sz w:val="24"/>
+        </w:rPr>
+        <w:t xml:space="preserve"> bewertet</w:t>
+      </w:r>
+      <w:r>
+        <w:rPr>
+          <w:sz w:val="24"/>
+        </w:rPr>
+        <w:t xml:space="preserve">. </w:t>
+      </w:r>
+      <w:r>
+        <w:rPr>
+          <w:sz w:val="24"/>
+        </w:rPr>
+        <w:t>Wenn ein Beispiel durch den Schüler nicht vollständig gelöst werden kann</w:t>
+      </w:r>
+      <w:r>
+        <w:rPr>
+          <w:sz w:val="24"/>
+        </w:rPr>
+        <w:t>,</w:t>
+      </w:r>
+      <w:r>
+        <w:rPr>
+          <w:sz w:val="24"/>
+        </w:rPr>
+        <w:t xml:space="preserve"> muss</w:t>
       </w:r>
       <w:r>
         <w:rPr>
           <w:sz w:val="24"/>
         </w:rPr>
         <w:t xml:space="preserve"> </w:t>
+      </w:r>
+      <w:r>
+        <w:rPr>
+          <w:sz w:val="24"/>
+        </w:rPr>
+        <w:t>zumindest ein Lösungsversuch</w:t>
+      </w:r>
+      <w:r>
+        <w:rPr>
+          <w:sz w:val="24"/>
+        </w:rPr>
+        <w:t xml:space="preserve"> bzw. Lösungsansatz </w:t>
+      </w:r>
+      <w:r>
+        <w:rPr>
+          <w:sz w:val="24"/>
+        </w:rPr>
+        <w:t>abgegeben werden</w:t>
+      </w:r>
+      <w:r>
+        <w:rPr>
+          <w:sz w:val="24"/>
+        </w:rPr>
+        <w:t>.</w:t>
       </w:r>
     </w:p>
     <w:p>
@@ -904,42 +1077,6 @@
           <w:sz w:val="24"/>
         </w:rPr>
       </w:pPr>
-      <w:r>
-        <w:rPr>
-          <w:sz w:val="24"/>
-        </w:rPr>
-        <w:t xml:space="preserve">Kopierte Lösungen werden als „Nicht abgegeben“ bewertet </w:t>
-      </w:r>
-      <w:r>
-        <w:rPr>
-          <w:sz w:val="24"/>
-        </w:rPr>
-        <w:t>(</w:t>
-      </w:r>
-      <w:r>
-        <w:rPr>
-          <w:sz w:val="24"/>
-        </w:rPr>
-        <w:t xml:space="preserve">für </w:t>
-      </w:r>
-      <w:r>
-        <w:rPr>
-          <w:sz w:val="24"/>
-        </w:rPr>
-        <w:t xml:space="preserve">alle </w:t>
-      </w:r>
-      <w:r>
-        <w:rPr>
-          <w:sz w:val="24"/>
-        </w:rPr>
-        <w:t>Schüler</w:t>
-      </w:r>
-      <w:r>
-        <w:rPr>
-          <w:sz w:val="24"/>
-        </w:rPr>
-        <w:t xml:space="preserve"> deren Lösungen gleich sind).</w:t>
-      </w:r>
     </w:p>
     <w:p>
       <w:pPr>
@@ -948,6 +1085,73 @@
           <w:sz w:val="24"/>
         </w:rPr>
       </w:pPr>
+      <w:r>
+        <w:rPr>
+          <w:sz w:val="24"/>
+        </w:rPr>
+        <w:t>Programmieren lernt man durch „Üben“. Der Schüler</w:t>
+      </w:r>
+      <w:r>
+        <w:rPr>
+          <w:sz w:val="24"/>
+        </w:rPr>
+        <w:t>/die Schülerin</w:t>
+      </w:r>
+      <w:r>
+        <w:rPr>
+          <w:sz w:val="24"/>
+        </w:rPr>
+        <w:t xml:space="preserve"> muss daher </w:t>
+      </w:r>
+      <w:r>
+        <w:rPr>
+          <w:b/>
+          <w:sz w:val="24"/>
+        </w:rPr>
+        <w:t>alle</w:t>
+      </w:r>
+      <w:r>
+        <w:rPr>
+          <w:sz w:val="24"/>
+        </w:rPr>
+        <w:t xml:space="preserve"> Übungen abgeben, ohne Ausnahme</w:t>
+      </w:r>
+      <w:r>
+        <w:rPr>
+          <w:sz w:val="24"/>
+        </w:rPr>
+        <w:t xml:space="preserve">  - </w:t>
+      </w:r>
+      <w:r>
+        <w:rPr>
+          <w:sz w:val="24"/>
+        </w:rPr>
+        <w:t xml:space="preserve">auch dann, wenn </w:t>
+      </w:r>
+      <w:r>
+        <w:rPr>
+          <w:sz w:val="24"/>
+        </w:rPr>
+        <w:t>er/sie</w:t>
+      </w:r>
+      <w:r>
+        <w:rPr>
+          <w:sz w:val="24"/>
+        </w:rPr>
+        <w:t xml:space="preserve"> in</w:t>
+      </w:r>
+      <w:r>
+        <w:rPr>
+          <w:sz w:val="24"/>
+        </w:rPr>
+        <w:t xml:space="preserve"> der Schule nicht anwesend war.</w:t>
+      </w:r>
+      <w:r>
+        <w:rPr>
+          <w:sz w:val="24"/>
+        </w:rPr>
+        <w:t xml:space="preserve"> </w:t>
+      </w:r>
     </w:p>
     <w:p>
       <w:pPr>
@@ -960,85 +1164,7 @@
         <w:rPr>
           <w:sz w:val="24"/>
         </w:rPr>
-        <w:t xml:space="preserve">Um den Schülern die Einordnung ihrer Leistungen zu </w:t>
-      </w:r>
-      <w:r>
-        <w:rPr>
-          <w:sz w:val="24"/>
-        </w:rPr>
-        <w:t>erleichtern</w:t>
-      </w:r>
-      <w:r>
-        <w:rPr>
-          <w:sz w:val="24"/>
-        </w:rPr>
-        <w:t xml:space="preserve"> </w:t>
-      </w:r>
-      <w:r>
-        <w:rPr>
-          <w:sz w:val="24"/>
-        </w:rPr>
-        <w:t xml:space="preserve">werden </w:t>
-      </w:r>
-      <w:r>
-        <w:rPr>
-          <w:sz w:val="24"/>
-        </w:rPr>
-        <w:t>„Punkte“ (</w:t>
-      </w:r>
-      <w:r>
-        <w:rPr>
-          <w:sz w:val="24"/>
-        </w:rPr>
-        <w:t>X</w:t>
-      </w:r>
-      <w:r>
-        <w:rPr>
-          <w:sz w:val="24"/>
-        </w:rPr>
-        <w:t xml:space="preserve"> erreicht von </w:t>
-      </w:r>
-      <w:r>
-        <w:rPr>
-          <w:sz w:val="24"/>
-        </w:rPr>
-        <w:t>Y</w:t>
-      </w:r>
-      <w:r>
-        <w:rPr>
-          <w:sz w:val="24"/>
-        </w:rPr>
-        <w:t xml:space="preserve"> möglichen</w:t>
-      </w:r>
-      <w:r>
-        <w:rPr>
-          <w:sz w:val="24"/>
-        </w:rPr>
-        <w:t>) vergeben. Die</w:t>
-      </w:r>
-      <w:r>
-        <w:rPr>
-          <w:sz w:val="24"/>
-        </w:rPr>
-        <w:t xml:space="preserve"> eigentliche</w:t>
-      </w:r>
-      <w:r>
-        <w:rPr>
-          <w:sz w:val="24"/>
-        </w:rPr>
-        <w:t xml:space="preserve"> Beurteilung erfolgt natürlich </w:t>
-      </w:r>
-      <w:r>
-        <w:rPr>
-          <w:sz w:val="24"/>
-        </w:rPr>
-        <w:t>gemäß Leistungsbeurteilungsverordnung</w:t>
-      </w:r>
-      <w:r>
-        <w:rPr>
-          <w:sz w:val="24"/>
-        </w:rPr>
-        <w:t xml:space="preserve"> </w:t>
+        <w:t xml:space="preserve">Kopierte Lösungen werden als „Nicht abgegeben“ bewertet </w:t>
       </w:r>
       <w:r>
         <w:rPr>
@@ -1050,121 +1176,31 @@
         <w:rPr>
           <w:sz w:val="24"/>
         </w:rPr>
-        <w:t>durch eine pädagogische Einschätzung</w:t>
-      </w:r>
-      <w:r>
-        <w:rPr>
-          <w:sz w:val="24"/>
-        </w:rPr>
-        <w:t>,</w:t>
-      </w:r>
-      <w:r>
-        <w:rPr>
-          <w:sz w:val="24"/>
-        </w:rPr>
-        <w:t xml:space="preserve"> </w:t>
-      </w:r>
-      <w:r>
-        <w:rPr>
-          <w:sz w:val="24"/>
-        </w:rPr>
-        <w:t>in Abstimmung mit den Begleitlehrern</w:t>
-      </w:r>
-      <w:r>
-        <w:rPr>
-          <w:sz w:val="24"/>
-        </w:rPr>
-        <w:t>,</w:t>
-      </w:r>
-      <w:r>
-        <w:rPr>
-          <w:sz w:val="24"/>
-        </w:rPr>
-        <w:t xml:space="preserve"> </w:t>
-      </w:r>
-      <w:r>
-        <w:rPr>
-          <w:sz w:val="24"/>
-        </w:rPr>
-        <w:t xml:space="preserve">auf Basis </w:t>
-      </w:r>
-      <w:r>
-        <w:rPr>
-          <w:sz w:val="24"/>
-        </w:rPr>
-        <w:t>unserer</w:t>
-      </w:r>
-      <w:r>
-        <w:rPr>
-          <w:sz w:val="24"/>
-        </w:rPr>
-        <w:t xml:space="preserve"> Aufzeichnungen</w:t>
-      </w:r>
-      <w:r>
-        <w:rPr>
-          <w:sz w:val="24"/>
-        </w:rPr>
-        <w:t xml:space="preserve"> sowie dem Erfüllungsgrad der wesentlichen Kompetenzen</w:t>
-      </w:r>
-      <w:r>
-        <w:rPr>
-          <w:sz w:val="24"/>
-        </w:rPr>
-        <w:t>)</w:t>
-      </w:r>
-      <w:r>
-        <w:rPr>
-          <w:sz w:val="24"/>
-        </w:rPr>
-        <w:t xml:space="preserve"> </w:t>
-      </w:r>
-      <w:r>
-        <w:rPr>
-          <w:sz w:val="24"/>
-        </w:rPr>
-        <w:t>und</w:t>
-      </w:r>
-      <w:r>
-        <w:rPr>
-          <w:sz w:val="24"/>
-        </w:rPr>
-        <w:t xml:space="preserve"> nicht durch</w:t>
-      </w:r>
-      <w:r>
-        <w:rPr>
-          <w:sz w:val="24"/>
-        </w:rPr>
-        <w:t xml:space="preserve"> </w:t>
-      </w:r>
-      <w:r>
-        <w:rPr>
-          <w:sz w:val="24"/>
-        </w:rPr>
-        <w:t>ein</w:t>
-      </w:r>
-      <w:r>
-        <w:rPr>
-          <w:sz w:val="24"/>
-        </w:rPr>
-        <w:t>e</w:t>
-      </w:r>
-      <w:r>
-        <w:rPr>
-          <w:sz w:val="24"/>
-        </w:rPr>
-        <w:t xml:space="preserve"> arithmetische</w:t>
-      </w:r>
-      <w:r>
-        <w:rPr>
-          <w:sz w:val="24"/>
-        </w:rPr>
-        <w:t xml:space="preserve"> Berechnung</w:t>
-      </w:r>
-      <w:r>
-        <w:rPr>
-          <w:sz w:val="24"/>
-        </w:rPr>
-        <w:t>.</w:t>
+        <w:t xml:space="preserve">für </w:t>
+      </w:r>
+      <w:r>
+        <w:rPr>
+          <w:sz w:val="24"/>
+        </w:rPr>
+        <w:t xml:space="preserve">alle </w:t>
+      </w:r>
+      <w:r>
+        <w:rPr>
+          <w:sz w:val="24"/>
+        </w:rPr>
+        <w:t>Schüler</w:t>
+      </w:r>
+      <w:r>
+        <w:rPr>
+          <w:sz w:val="24"/>
+        </w:rPr>
+        <w:t xml:space="preserve"> und Schülerinnen,</w:t>
+      </w:r>
+      <w:r>
+        <w:rPr>
+          <w:sz w:val="24"/>
+        </w:rPr>
+        <w:t xml:space="preserve"> deren Lösungen gleich sind).</w:t>
       </w:r>
     </w:p>
     <w:p>
@@ -1186,33 +1222,19 @@
         <w:rPr>
           <w:sz w:val="24"/>
         </w:rPr>
-        <w:t xml:space="preserve">Eine Besonderheit des Fachs Programmieren (und </w:t>
-      </w:r>
-      <w:r>
-        <w:rPr>
-          <w:sz w:val="24"/>
-        </w:rPr>
-        <w:t xml:space="preserve">später </w:t>
-      </w:r>
-      <w:r>
-        <w:rPr>
-          <w:sz w:val="24"/>
-        </w:rPr>
-        <w:t xml:space="preserve">Software Engineering) ist, </w:t>
-      </w:r>
-      <w:proofErr w:type="gramStart"/>
-      <w:r>
-        <w:rPr>
-          <w:sz w:val="24"/>
-        </w:rPr>
-        <w:t>dass</w:t>
-      </w:r>
-      <w:proofErr w:type="gramEnd"/>
-      <w:r>
-        <w:rPr>
-          <w:sz w:val="24"/>
-        </w:rPr>
-        <w:t xml:space="preserve"> alle Inhalte aufbauend sind – von der ersten bis zur fünften Klasse.</w:t>
+        <w:t xml:space="preserve">Um den Schülern die Einordnung ihrer Leistungen zu </w:t>
+      </w:r>
+      <w:r>
+        <w:rPr>
+          <w:sz w:val="24"/>
+        </w:rPr>
+        <w:t>erleichtern</w:t>
+      </w:r>
+      <w:r>
+        <w:rPr>
+          <w:sz w:val="24"/>
+        </w:rPr>
+        <w:t>,</w:t>
       </w:r>
       <w:r>
         <w:rPr>
@@ -1224,25 +1246,31 @@
         <w:rPr>
           <w:sz w:val="24"/>
         </w:rPr>
-        <w:t>F</w:t>
-      </w:r>
-      <w:r>
-        <w:rPr>
-          <w:sz w:val="24"/>
-        </w:rPr>
-        <w:t xml:space="preserve">ür die Anwendung speziellerer </w:t>
-      </w:r>
-      <w:r>
-        <w:rPr>
-          <w:sz w:val="24"/>
-        </w:rPr>
-        <w:t xml:space="preserve">(Programmier-) </w:t>
-      </w:r>
-      <w:r>
-        <w:rPr>
-          <w:sz w:val="24"/>
-        </w:rPr>
-        <w:t>Techniken</w:t>
+        <w:t xml:space="preserve">werden </w:t>
+      </w:r>
+      <w:r>
+        <w:rPr>
+          <w:sz w:val="24"/>
+        </w:rPr>
+        <w:t>Punkte vergeben. Die</w:t>
+      </w:r>
+      <w:r>
+        <w:rPr>
+          <w:sz w:val="24"/>
+        </w:rPr>
+        <w:t xml:space="preserve"> eigentliche</w:t>
+      </w:r>
+      <w:r>
+        <w:rPr>
+          <w:sz w:val="24"/>
+        </w:rPr>
+        <w:t xml:space="preserve"> Beurteilung erfolgt natürlich </w:t>
+      </w:r>
+      <w:r>
+        <w:rPr>
+          <w:sz w:val="24"/>
+        </w:rPr>
+        <w:t>gemäß Leistungsbeurteilungsverordnung</w:t>
       </w:r>
       <w:r>
         <w:rPr>
@@ -1254,43 +1282,127 @@
         <w:rPr>
           <w:sz w:val="24"/>
         </w:rPr>
-        <w:t xml:space="preserve">ist es </w:t>
-      </w:r>
-      <w:r>
-        <w:rPr>
-          <w:sz w:val="24"/>
-        </w:rPr>
-        <w:t>erforderlich</w:t>
-      </w:r>
-      <w:r>
-        <w:rPr>
-          <w:sz w:val="24"/>
-        </w:rPr>
-        <w:t xml:space="preserve">, </w:t>
-      </w:r>
-      <w:r>
-        <w:rPr>
-          <w:sz w:val="24"/>
-        </w:rPr>
-        <w:t xml:space="preserve">auch frühere Lerninhalte </w:t>
-      </w:r>
-      <w:r>
-        <w:rPr>
-          <w:sz w:val="24"/>
-        </w:rPr>
-        <w:t xml:space="preserve">zu beherrschen und diese bleiben daher </w:t>
-      </w:r>
-      <w:r>
-        <w:rPr>
-          <w:sz w:val="24"/>
-        </w:rPr>
-        <w:t>auch prüfungsrelevant.</w:t>
+        <w:t>(</w:t>
+      </w:r>
+      <w:r>
+        <w:rPr>
+          <w:sz w:val="24"/>
+        </w:rPr>
+        <w:t>durch eine pädagogische Einschätzung</w:t>
+      </w:r>
+      <w:r>
+        <w:rPr>
+          <w:sz w:val="24"/>
+        </w:rPr>
+        <w:t>,</w:t>
       </w:r>
       <w:r>
         <w:rPr>
           <w:sz w:val="24"/>
         </w:rPr>
         <w:t xml:space="preserve"> </w:t>
+      </w:r>
+      <w:r>
+        <w:rPr>
+          <w:sz w:val="24"/>
+        </w:rPr>
+        <w:t>in Abstimmung mit den Begleitlehrern</w:t>
+      </w:r>
+      <w:r>
+        <w:rPr>
+          <w:sz w:val="24"/>
+        </w:rPr>
+        <w:t>,</w:t>
+      </w:r>
+      <w:r>
+        <w:rPr>
+          <w:sz w:val="24"/>
+        </w:rPr>
+        <w:t xml:space="preserve"> </w:t>
+      </w:r>
+      <w:r>
+        <w:rPr>
+          <w:sz w:val="24"/>
+        </w:rPr>
+        <w:t xml:space="preserve">auf Basis </w:t>
+      </w:r>
+      <w:r>
+        <w:rPr>
+          <w:sz w:val="24"/>
+        </w:rPr>
+        <w:t>unserer</w:t>
+      </w:r>
+      <w:r>
+        <w:rPr>
+          <w:sz w:val="24"/>
+        </w:rPr>
+        <w:t xml:space="preserve"> Aufzeichnungen</w:t>
+      </w:r>
+      <w:r>
+        <w:rPr>
+          <w:sz w:val="24"/>
+        </w:rPr>
+        <w:t xml:space="preserve"> sowie dem Erfüllungsgrad der wesentlichen Kompetenzen</w:t>
+      </w:r>
+      <w:r>
+        <w:rPr>
+          <w:sz w:val="24"/>
+        </w:rPr>
+        <w:t>)</w:t>
+      </w:r>
+      <w:r>
+        <w:rPr>
+          <w:sz w:val="24"/>
+        </w:rPr>
+        <w:t xml:space="preserve"> </w:t>
+      </w:r>
+      <w:r>
+        <w:rPr>
+          <w:sz w:val="24"/>
+        </w:rPr>
+        <w:t>und</w:t>
+      </w:r>
+      <w:r>
+        <w:rPr>
+          <w:sz w:val="24"/>
+        </w:rPr>
+        <w:t xml:space="preserve"> nicht durch</w:t>
+      </w:r>
+      <w:r>
+        <w:rPr>
+          <w:sz w:val="24"/>
+        </w:rPr>
+        <w:t xml:space="preserve"> </w:t>
+      </w:r>
+      <w:r>
+        <w:rPr>
+          <w:sz w:val="24"/>
+        </w:rPr>
+        <w:t>ein</w:t>
+      </w:r>
+      <w:r>
+        <w:rPr>
+          <w:sz w:val="24"/>
+        </w:rPr>
+        <w:t>e</w:t>
+      </w:r>
+      <w:r>
+        <w:rPr>
+          <w:sz w:val="24"/>
+        </w:rPr>
+        <w:t xml:space="preserve"> arithmetische</w:t>
+      </w:r>
+      <w:r>
+        <w:rPr>
+          <w:sz w:val="24"/>
+        </w:rPr>
+        <w:t xml:space="preserve"> Berechnung</w:t>
+      </w:r>
+      <w:r>
+        <w:rPr>
+          <w:sz w:val="24"/>
+        </w:rPr>
+        <w:t>.</w:t>
       </w:r>
     </w:p>
     <w:p>
@@ -1300,354 +1412,6 @@
           <w:sz w:val="24"/>
         </w:rPr>
       </w:pPr>
-      <w:r>
-        <w:rPr>
-          <w:sz w:val="24"/>
-        </w:rPr>
-        <w:t xml:space="preserve">Die Lernkurve startet </w:t>
-      </w:r>
-      <w:r>
-        <w:rPr>
-          <w:sz w:val="24"/>
-        </w:rPr>
-        <w:t>flach,</w:t>
-      </w:r>
-      <w:r>
-        <w:rPr>
-          <w:sz w:val="24"/>
-        </w:rPr>
-        <w:t xml:space="preserve"> um alle auf </w:t>
-      </w:r>
-      <w:r>
-        <w:rPr>
-          <w:sz w:val="24"/>
-        </w:rPr>
-        <w:t>denselben</w:t>
-      </w:r>
-      <w:r>
-        <w:rPr>
-          <w:sz w:val="24"/>
-        </w:rPr>
-        <w:t xml:space="preserve"> Stand zu bringen</w:t>
-      </w:r>
-      <w:r>
-        <w:rPr>
-          <w:sz w:val="24"/>
-        </w:rPr>
-        <w:t>.</w:t>
-      </w:r>
-      <w:r>
-        <w:rPr>
-          <w:sz w:val="24"/>
-        </w:rPr>
-        <w:t xml:space="preserve"> </w:t>
-      </w:r>
-      <w:r>
-        <w:rPr>
-          <w:sz w:val="24"/>
-        </w:rPr>
-        <w:t xml:space="preserve">Sie </w:t>
-      </w:r>
-      <w:r>
-        <w:rPr>
-          <w:sz w:val="24"/>
-        </w:rPr>
-        <w:t xml:space="preserve">steigt jedoch </w:t>
-      </w:r>
-      <w:r>
-        <w:rPr>
-          <w:sz w:val="24"/>
-        </w:rPr>
-        <w:t xml:space="preserve">anschließend </w:t>
-      </w:r>
-      <w:r>
-        <w:rPr>
-          <w:sz w:val="24"/>
-        </w:rPr>
-        <w:t>steil an.</w:t>
-      </w:r>
-      <w:r>
-        <w:rPr>
-          <w:sz w:val="24"/>
-        </w:rPr>
-        <w:t xml:space="preserve"> </w:t>
-      </w:r>
-      <w:r>
-        <w:rPr>
-          <w:sz w:val="24"/>
-        </w:rPr>
-        <w:t>F</w:t>
-      </w:r>
-      <w:r>
-        <w:rPr>
-          <w:sz w:val="24"/>
-        </w:rPr>
-        <w:t>ür den Schüler</w:t>
-      </w:r>
-      <w:r>
-        <w:rPr>
-          <w:sz w:val="24"/>
-        </w:rPr>
-        <w:t xml:space="preserve"> ist b</w:t>
-      </w:r>
-      <w:r>
-        <w:rPr>
-          <w:sz w:val="24"/>
-        </w:rPr>
-        <w:t>ei fehlendem Verständnis</w:t>
-      </w:r>
-      <w:r>
-        <w:rPr>
-          <w:sz w:val="24"/>
-        </w:rPr>
-        <w:t xml:space="preserve">/Können </w:t>
-      </w:r>
-      <w:r>
-        <w:rPr>
-          <w:sz w:val="24"/>
-        </w:rPr>
-        <w:t>„</w:t>
-      </w:r>
-      <w:r>
-        <w:rPr>
-          <w:sz w:val="24"/>
-        </w:rPr>
-        <w:t>Milde</w:t>
-      </w:r>
-      <w:r>
-        <w:rPr>
-          <w:sz w:val="24"/>
-        </w:rPr>
-        <w:t xml:space="preserve">“ </w:t>
-      </w:r>
-      <w:r>
-        <w:rPr>
-          <w:b/>
-          <w:bCs/>
-          <w:sz w:val="24"/>
-        </w:rPr>
-        <w:t>nicht</w:t>
-      </w:r>
-      <w:r>
-        <w:rPr>
-          <w:sz w:val="24"/>
-        </w:rPr>
-        <w:t xml:space="preserve"> </w:t>
-      </w:r>
-      <w:r>
-        <w:rPr>
-          <w:sz w:val="24"/>
-        </w:rPr>
-        <w:t>von</w:t>
-      </w:r>
-      <w:r>
-        <w:rPr>
-          <w:sz w:val="24"/>
-        </w:rPr>
-        <w:t xml:space="preserve"> Vorteil. I</w:t>
-      </w:r>
-      <w:r>
-        <w:rPr>
-          <w:sz w:val="24"/>
-        </w:rPr>
-        <w:t>n den</w:t>
-      </w:r>
-      <w:r>
-        <w:rPr>
-          <w:sz w:val="24"/>
-        </w:rPr>
-        <w:t xml:space="preserve"> folgenden Jahr</w:t>
-      </w:r>
-      <w:r>
-        <w:rPr>
-          <w:sz w:val="24"/>
-        </w:rPr>
-        <w:t>en</w:t>
-      </w:r>
-      <w:r>
-        <w:rPr>
-          <w:sz w:val="24"/>
-        </w:rPr>
-        <w:t xml:space="preserve"> werden die Anforderungen schnell komplexer und bauen auf</w:t>
-      </w:r>
-      <w:r>
-        <w:rPr>
-          <w:sz w:val="24"/>
-        </w:rPr>
-        <w:t xml:space="preserve"> ebendiesen</w:t>
-      </w:r>
-      <w:r>
-        <w:rPr>
-          <w:sz w:val="24"/>
-        </w:rPr>
-        <w:t xml:space="preserve"> Grundlagen auf. </w:t>
-      </w:r>
-      <w:r>
-        <w:rPr>
-          <w:sz w:val="24"/>
-        </w:rPr>
-        <w:t>W</w:t>
-      </w:r>
-      <w:r>
-        <w:rPr>
-          <w:sz w:val="24"/>
-        </w:rPr>
-        <w:t xml:space="preserve">enn </w:t>
-      </w:r>
-      <w:r>
-        <w:rPr>
-          <w:sz w:val="24"/>
-        </w:rPr>
-        <w:t>frühere Lehrinhalte nicht solide beherrscht werden</w:t>
-      </w:r>
-      <w:r>
-        <w:rPr>
-          <w:sz w:val="24"/>
-        </w:rPr>
-        <w:t xml:space="preserve"> </w:t>
-      </w:r>
-      <w:r>
-        <w:rPr>
-          <w:sz w:val="24"/>
-        </w:rPr>
-        <w:t>kämpft ein Schüler mit schlechten Noten.</w:t>
-      </w:r>
-      <w:r>
-        <w:rPr>
-          <w:sz w:val="24"/>
-        </w:rPr>
-        <w:t xml:space="preserve"> </w:t>
-      </w:r>
-      <w:r>
-        <w:rPr>
-          <w:sz w:val="24"/>
-        </w:rPr>
-        <w:t>E</w:t>
-      </w:r>
-      <w:r>
-        <w:rPr>
-          <w:sz w:val="24"/>
-        </w:rPr>
-        <w:t xml:space="preserve">in Aufholen des Versäumten </w:t>
-      </w:r>
-      <w:r>
-        <w:rPr>
-          <w:sz w:val="24"/>
-        </w:rPr>
-        <w:t>ist sehr schwierig</w:t>
-      </w:r>
-      <w:r>
-        <w:rPr>
-          <w:sz w:val="24"/>
-        </w:rPr>
-        <w:t>.</w:t>
-      </w:r>
-      <w:r>
-        <w:rPr>
-          <w:sz w:val="24"/>
-        </w:rPr>
-        <w:t xml:space="preserve"> </w:t>
-      </w:r>
-      <w:r>
-        <w:rPr>
-          <w:sz w:val="24"/>
-        </w:rPr>
-        <w:br/>
-      </w:r>
-      <w:r>
-        <w:rPr>
-          <w:sz w:val="24"/>
-        </w:rPr>
-        <w:t>Programmieren besteht aus Pflicht (dem Handwerk) und Kür (dem Gefühl für solide Architektur).</w:t>
-      </w:r>
-      <w:r>
-        <w:rPr>
-          <w:sz w:val="24"/>
-        </w:rPr>
-        <w:t xml:space="preserve"> Zumindest den ersten Teil </w:t>
-      </w:r>
-      <w:r>
-        <w:rPr>
-          <w:b/>
-          <w:bCs/>
-          <w:sz w:val="24"/>
-        </w:rPr>
-        <w:t xml:space="preserve">kann </w:t>
-      </w:r>
-      <w:r>
-        <w:rPr>
-          <w:sz w:val="24"/>
-        </w:rPr>
-        <w:t>jeder der</w:t>
-      </w:r>
-      <w:r>
-        <w:rPr>
-          <w:b/>
-          <w:bCs/>
-          <w:sz w:val="24"/>
-        </w:rPr>
-        <w:t xml:space="preserve"> will</w:t>
-      </w:r>
-      <w:r>
-        <w:rPr>
-          <w:sz w:val="24"/>
-        </w:rPr>
-        <w:t xml:space="preserve"> erlernen</w:t>
-      </w:r>
-      <w:r>
-        <w:rPr>
-          <w:sz w:val="24"/>
-        </w:rPr>
-        <w:t>, aber es erfordert Fleiß</w:t>
-      </w:r>
-      <w:r>
-        <w:rPr>
-          <w:sz w:val="24"/>
-        </w:rPr>
-        <w:t xml:space="preserve">. Ich </w:t>
-      </w:r>
-      <w:r>
-        <w:rPr>
-          <w:sz w:val="24"/>
-        </w:rPr>
-        <w:t>ersuche Sie</w:t>
-      </w:r>
-      <w:r>
-        <w:rPr>
-          <w:sz w:val="24"/>
-        </w:rPr>
-        <w:t xml:space="preserve"> daher</w:t>
-      </w:r>
-      <w:r>
-        <w:rPr>
-          <w:sz w:val="24"/>
-        </w:rPr>
-        <w:t xml:space="preserve"> mi</w:t>
-      </w:r>
-      <w:r>
-        <w:rPr>
-          <w:sz w:val="24"/>
-        </w:rPr>
-        <w:t>t mir gemeinsam, durch moralische Unterstützung</w:t>
-      </w:r>
-      <w:r>
-        <w:rPr>
-          <w:sz w:val="24"/>
-        </w:rPr>
-        <w:t xml:space="preserve"> &amp; Motivation</w:t>
-      </w:r>
-      <w:r>
-        <w:rPr>
-          <w:sz w:val="24"/>
-        </w:rPr>
-        <w:t xml:space="preserve"> der Schüler, </w:t>
-      </w:r>
-      <w:r>
-        <w:rPr>
-          <w:sz w:val="24"/>
-        </w:rPr>
-        <w:t>auf dieses Ziel hinzuarbeiten.</w:t>
-      </w:r>
     </w:p>
     <w:p>
       <w:pPr>
@@ -1656,26 +1420,98 @@
           <w:sz w:val="24"/>
         </w:rPr>
       </w:pPr>
+      <w:r>
+        <w:rPr>
+          <w:sz w:val="24"/>
+        </w:rPr>
+        <w:lastRenderedPageBreak/>
+        <w:t>Der aufbauende Inhalt von der ersten bis zur fünften Klassen ist eine</w:t>
+      </w:r>
+      <w:r>
+        <w:rPr>
+          <w:sz w:val="24"/>
+        </w:rPr>
+        <w:t xml:space="preserve"> Besonderheit des Fachs Programmieren (und </w:t>
+      </w:r>
+      <w:r>
+        <w:rPr>
+          <w:sz w:val="24"/>
+        </w:rPr>
+        <w:t xml:space="preserve">später </w:t>
+      </w:r>
+      <w:r>
+        <w:rPr>
+          <w:sz w:val="24"/>
+        </w:rPr>
+        <w:t>Software Engineering).</w:t>
+      </w:r>
+      <w:r>
+        <w:rPr>
+          <w:sz w:val="24"/>
+        </w:rPr>
+        <w:t xml:space="preserve"> </w:t>
+      </w:r>
+      <w:r>
+        <w:rPr>
+          <w:sz w:val="24"/>
+        </w:rPr>
+        <w:t>Für die Anwendung spezieller (Programmier-) Techniken</w:t>
+      </w:r>
+      <w:r>
+        <w:rPr>
+          <w:sz w:val="24"/>
+        </w:rPr>
+        <w:t xml:space="preserve"> </w:t>
+      </w:r>
+      <w:r>
+        <w:rPr>
+          <w:sz w:val="24"/>
+        </w:rPr>
+        <w:t xml:space="preserve">ist es erforderlich, </w:t>
+      </w:r>
+      <w:r>
+        <w:rPr>
+          <w:sz w:val="24"/>
+        </w:rPr>
+        <w:t xml:space="preserve">auch frühere Lerninhalte </w:t>
+      </w:r>
+      <w:r>
+        <w:rPr>
+          <w:sz w:val="24"/>
+        </w:rPr>
+        <w:t>zu beherrschen</w:t>
+      </w:r>
+      <w:r>
+        <w:rPr>
+          <w:sz w:val="24"/>
+        </w:rPr>
+        <w:t xml:space="preserve"> und</w:t>
+      </w:r>
+      <w:r>
+        <w:rPr>
+          <w:sz w:val="24"/>
+        </w:rPr>
+        <w:t xml:space="preserve"> diese bleiben daher </w:t>
+      </w:r>
+      <w:r>
+        <w:rPr>
+          <w:sz w:val="24"/>
+        </w:rPr>
+        <w:t xml:space="preserve">immer </w:t>
+      </w:r>
+      <w:r>
+        <w:rPr>
+          <w:sz w:val="24"/>
+        </w:rPr>
+        <w:t>prüfungsrelevant.</w:t>
+      </w:r>
+      <w:bookmarkStart w:id="0" w:name="_GoBack"/>
+      <w:bookmarkEnd w:id="0"/>
     </w:p>
     <w:p>
       <w:pPr>
-        <w:spacing w:after="0" w:line="240" w:lineRule="auto"/>
-        <w:rPr>
-          <w:sz w:val="24"/>
-        </w:rPr>
-      </w:pPr>
-      <w:r>
-        <w:rPr>
-          <w:sz w:val="24"/>
-        </w:rPr>
-        <w:t>Beste Grüße</w:t>
-      </w:r>
-      <w:r>
-        <w:rPr>
-          <w:sz w:val="24"/>
-        </w:rPr>
-        <w:t>,</w:t>
-      </w:r>
+        <w:jc w:val="center"/>
+      </w:pPr>
     </w:p>
     <w:p>
       <w:pPr>
@@ -1684,27 +1520,12 @@
           <w:sz w:val="24"/>
         </w:rPr>
       </w:pPr>
-    </w:p>
-    <w:p>
-      <w:pPr>
-        <w:spacing w:after="0" w:line="240" w:lineRule="auto"/>
-        <w:rPr>
-          <w:sz w:val="24"/>
-        </w:rPr>
-      </w:pPr>
-    </w:p>
-    <w:p>
-      <w:pPr>
-        <w:jc w:val="center"/>
-      </w:pPr>
-    </w:p>
-    <w:p>
-      <w:pPr>
-        <w:spacing w:after="0" w:line="240" w:lineRule="auto"/>
-        <w:rPr>
-          <w:sz w:val="24"/>
-        </w:rPr>
-      </w:pPr>
+      <w:r>
+        <w:rPr>
+          <w:sz w:val="24"/>
+        </w:rPr>
+        <w:t xml:space="preserve">Dipl.-Ing. </w:t>
+      </w:r>
       <w:r>
         <w:rPr>
           <w:sz w:val="24"/>
@@ -1764,13 +1585,19 @@
         <w:rPr>
           <w:sz w:val="24"/>
         </w:rPr>
-        <w:t xml:space="preserve"> erhalten</w:t>
-      </w:r>
-      <w:r>
-        <w:rPr>
-          <w:sz w:val="24"/>
-        </w:rPr>
-        <w:t xml:space="preserve"> &amp; gelesen:</w:t>
+        <w:t xml:space="preserve"> </w:t>
+      </w:r>
+      <w:r>
+        <w:rPr>
+          <w:sz w:val="24"/>
+        </w:rPr>
+        <w:t>zur Kenntnis genommen</w:t>
+      </w:r>
+      <w:r>
+        <w:rPr>
+          <w:sz w:val="24"/>
+        </w:rPr>
+        <w:t>:</w:t>
       </w:r>
     </w:p>
     <w:p>
@@ -1792,7 +1619,19 @@
         <w:rPr>
           <w:sz w:val="24"/>
         </w:rPr>
-        <w:t>Schüler: _____________________</w:t>
+        <w:t>Schüler</w:t>
+      </w:r>
+      <w:r>
+        <w:rPr>
+          <w:sz w:val="24"/>
+        </w:rPr>
+        <w:t>/Klasse</w:t>
+      </w:r>
+      <w:r>
+        <w:rPr>
+          <w:sz w:val="24"/>
+        </w:rPr>
+        <w:t>: _____________________</w:t>
       </w:r>
       <w:r>
         <w:rPr>
@@ -2019,19 +1858,8 @@
         <w:sz w:val="15"/>
         <w:szCs w:val="15"/>
       </w:rPr>
-      <w:t xml:space="preserve">5 | </w:t>
+      <w:t>5 | Bankverb</w:t>
     </w:r>
-    <w:proofErr w:type="spellStart"/>
-    <w:r>
-      <w:rPr>
-        <w:rFonts w:ascii="Arial" w:hAnsi="Arial" w:cs="Arial"/>
-        <w:color w:val="1F1F1F"/>
-        <w:sz w:val="15"/>
-        <w:szCs w:val="15"/>
-      </w:rPr>
-      <w:t>Bankverb</w:t>
-    </w:r>
-    <w:proofErr w:type="spellEnd"/>
     <w:r>
       <w:rPr>
         <w:rFonts w:ascii="Arial" w:hAnsi="Arial" w:cs="Arial"/>
@@ -5054,7 +4882,7 @@
 </file>
 
 <file path=customXml/itemProps1.xml><?xml version="1.0" encoding="utf-8"?>
-<ds:datastoreItem xmlns:ds="http://schemas.openxmlformats.org/officeDocument/2006/customXml" ds:itemID="{67D4758A-0A18-4B31-98E5-FC2C18ABC86B}">
+<ds:datastoreItem xmlns:ds="http://schemas.openxmlformats.org/officeDocument/2006/customXml" ds:itemID="{8FA65D67-8885-4ECE-8F50-5071FADF2AE4}">
   <ds:schemaRefs>
     <ds:schemaRef ds:uri="http://schemas.openxmlformats.org/officeDocument/2006/bibliography"/>
   </ds:schemaRefs>
